--- a/luastg_aex/Bundle-After-Ex-Plus/说明文档/《东方秽漫洋》简要介绍文档.docx
+++ b/luastg_aex/Bundle-After-Ex-Plus/说明文档/《东方秽漫洋》简要介绍文档.docx
@@ -3236,8 +3236,6 @@
         </w:rPr>
         <w:t>项目结构</w:t>
       </w:r>
-      <w:bookmarkStart w:id="0" w:name="_GoBack"/>
-      <w:bookmarkEnd w:id="0"/>
       <w:r>
         <w:rPr>
           <w:rFonts w:hint="default" w:ascii="Consolas" w:hAnsi="Consolas" w:eastAsia="宋体" w:cs="Consolas"/>
@@ -3627,7 +3625,23 @@
           <w:rFonts w:hint="default" w:ascii="Consolas" w:hAnsi="Consolas" w:cs="Consolas"/>
           <w:lang w:val="en-US" w:eastAsia="zh-CN"/>
         </w:rPr>
-        <w:t>上图中的mod文件夹内存有的即为lua弹幕脚本，理论上来说可以直接阅读。但在实际工程实践中，出于便利，我们采用LuaSTG Editor Shap编辑器自带的图形化编辑器来定义常见对象行为。工程文件见src/LuaSTG_Sharp_Editor_Project/东方秽漫洋.lstges。</w:t>
+        <w:t>上图中的mod文件夹内存有的即为lua弹幕脚本，理论上来说可以直接阅读。但在实际工程实践中，出于便利，我们采用LuaSTG Editor Shap编辑器自带的图形化编辑器来定义常见对象行为。工程文件见src/</w:t>
+      </w:r>
+      <w:r>
+        <w:rPr>
+          <w:rFonts w:hint="eastAsia" w:ascii="Consolas" w:hAnsi="Consolas" w:cs="Consolas"/>
+          <w:lang w:val="en-US" w:eastAsia="zh-CN"/>
+        </w:rPr>
+        <w:t>editor project/东方秽漫洋 ~ Ocean of Defiled Visions.lstges</w:t>
+      </w:r>
+      <w:bookmarkStart w:id="0" w:name="_GoBack"/>
+      <w:bookmarkEnd w:id="0"/>
+      <w:r>
+        <w:rPr>
+          <w:rFonts w:hint="default" w:ascii="Consolas" w:hAnsi="Consolas" w:cs="Consolas"/>
+          <w:lang w:val="en-US" w:eastAsia="zh-CN"/>
+        </w:rPr>
+        <w:t>。</w:t>
       </w:r>
     </w:p>
     <w:p>

--- a/luastg_aex/Bundle-After-Ex-Plus/说明文档/《东方秽漫洋》简要介绍文档.docx
+++ b/luastg_aex/Bundle-After-Ex-Plus/说明文档/《东方秽漫洋》简要介绍文档.docx
@@ -18,7 +18,7 @@
         <w:jc w:val="center"/>
         <w:textAlignment w:val="auto"/>
         <w:rPr>
-          <w:rFonts w:hint="eastAsia" w:ascii="黑体" w:hAnsi="黑体" w:eastAsia="黑体" w:cs="黑体"/>
+          <w:rFonts w:hint="default" w:ascii="黑体" w:hAnsi="黑体" w:eastAsia="黑体" w:cs="黑体"/>
           <w:sz w:val="28"/>
           <w:szCs w:val="28"/>
           <w:lang w:val="en-US" w:eastAsia="zh-CN"/>
@@ -141,6 +141,38 @@
         <w:jc w:val="center"/>
         <w:textAlignment w:val="auto"/>
         <w:rPr>
+          <w:rFonts w:hint="eastAsia" w:ascii="楷体" w:hAnsi="楷体" w:eastAsia="楷体" w:cs="楷体"/>
+          <w:sz w:val="21"/>
+          <w:szCs w:val="21"/>
+          <w:lang w:val="en-US" w:eastAsia="zh-CN"/>
+        </w:rPr>
+      </w:pPr>
+      <w:r>
+        <w:rPr>
+          <w:rFonts w:hint="eastAsia" w:ascii="楷体" w:hAnsi="楷体" w:eastAsia="楷体" w:cs="楷体"/>
+          <w:sz w:val="21"/>
+          <w:szCs w:val="21"/>
+          <w:lang w:val="en-US" w:eastAsia="zh-CN"/>
+        </w:rPr>
+        <w:t>队员：粘鼎,baiABC</w:t>
+      </w:r>
+    </w:p>
+    <w:p>
+      <w:pPr>
+        <w:pageBreakBefore w:val="0"/>
+        <w:kinsoku/>
+        <w:wordWrap/>
+        <w:overflowPunct/>
+        <w:topLinePunct w:val="0"/>
+        <w:autoSpaceDE/>
+        <w:autoSpaceDN/>
+        <w:bidi w:val="0"/>
+        <w:adjustRightInd/>
+        <w:snapToGrid/>
+        <w:spacing w:line="360" w:lineRule="auto"/>
+        <w:jc w:val="center"/>
+        <w:textAlignment w:val="auto"/>
+        <w:rPr>
           <w:rFonts w:hint="default" w:ascii="楷体" w:hAnsi="楷体" w:eastAsia="楷体" w:cs="楷体"/>
           <w:sz w:val="21"/>
           <w:szCs w:val="21"/>
@@ -154,8 +186,10 @@
           <w:szCs w:val="21"/>
           <w:lang w:val="en-US" w:eastAsia="zh-CN"/>
         </w:rPr>
-        <w:t>队员：粘鼎,baiABC</w:t>
-      </w:r>
+        <w:t>Version:v1.00</w:t>
+      </w:r>
+      <w:bookmarkStart w:id="0" w:name="_GoBack"/>
+      <w:bookmarkEnd w:id="0"/>
     </w:p>
     <w:p>
       <w:pPr>
@@ -3634,8 +3668,6 @@
         </w:rPr>
         <w:t>editor project/东方秽漫洋 ~ Ocean of Defiled Visions.lstges</w:t>
       </w:r>
-      <w:bookmarkStart w:id="0" w:name="_GoBack"/>
-      <w:bookmarkEnd w:id="0"/>
       <w:r>
         <w:rPr>
           <w:rFonts w:hint="default" w:ascii="Consolas" w:hAnsi="Consolas" w:cs="Consolas"/>

--- a/luastg_aex/Bundle-After-Ex-Plus/说明文档/《东方秽漫洋》简要介绍文档.docx
+++ b/luastg_aex/Bundle-After-Ex-Plus/说明文档/《东方秽漫洋》简要介绍文档.docx
@@ -186,7 +186,7 @@
           <w:szCs w:val="21"/>
           <w:lang w:val="en-US" w:eastAsia="zh-CN"/>
         </w:rPr>
-        <w:t>Version:v1.00</w:t>
+        <w:t>Version:v1.01</w:t>
       </w:r>
       <w:bookmarkStart w:id="0" w:name="_GoBack"/>
       <w:bookmarkEnd w:id="0"/>

--- a/luastg_aex/Bundle-After-Ex-Plus/说明文档/《东方秽漫洋》简要介绍文档.docx
+++ b/luastg_aex/Bundle-After-Ex-Plus/说明文档/《东方秽漫洋》简要介绍文档.docx
@@ -186,7 +186,7 @@
           <w:szCs w:val="21"/>
           <w:lang w:val="en-US" w:eastAsia="zh-CN"/>
         </w:rPr>
-        <w:t>Version:v1.01</w:t>
+        <w:t>Version:v1.01b</w:t>
       </w:r>
       <w:bookmarkStart w:id="0" w:name="_GoBack"/>
       <w:bookmarkEnd w:id="0"/>

--- a/luastg_aex/Bundle-After-Ex-Plus/说明文档/《东方秽漫洋》简要介绍文档.docx
+++ b/luastg_aex/Bundle-After-Ex-Plus/说明文档/《东方秽漫洋》简要介绍文档.docx
@@ -186,10 +186,8 @@
           <w:szCs w:val="21"/>
           <w:lang w:val="en-US" w:eastAsia="zh-CN"/>
         </w:rPr>
-        <w:t>Version:v1.01b</w:t>
-      </w:r>
-      <w:bookmarkStart w:id="0" w:name="_GoBack"/>
-      <w:bookmarkEnd w:id="0"/>
+        <w:t>Version:v1.02b</w:t>
+      </w:r>
     </w:p>
     <w:p>
       <w:pPr>
@@ -233,6 +231,8 @@
         </w:rPr>
         <w:t>项目亮点提要</w:t>
       </w:r>
+      <w:bookmarkStart w:id="0" w:name="_GoBack"/>
+      <w:bookmarkEnd w:id="0"/>
     </w:p>
     <w:p>
       <w:pPr>
@@ -699,7 +699,7 @@
         <w:ind w:firstLine="420" w:firstLineChars="0"/>
         <w:textAlignment w:val="auto"/>
         <w:rPr>
-          <w:rFonts w:hint="eastAsia" w:ascii="黑体" w:hAnsi="黑体" w:eastAsia="黑体" w:cs="黑体"/>
+          <w:rFonts w:hint="eastAsia" w:ascii="宋体" w:hAnsi="宋体" w:eastAsia="宋体" w:cs="宋体"/>
           <w:lang w:val="en-US" w:eastAsia="zh-CN"/>
         </w:rPr>
       </w:pPr>
@@ -710,26 +710,6 @@
         </w:rPr>
         <w:t>3.与上述两点相适配的创意美术设计。</w:t>
       </w:r>
-    </w:p>
-    <w:p>
-      <w:pPr>
-        <w:pageBreakBefore w:val="0"/>
-        <w:kinsoku/>
-        <w:wordWrap/>
-        <w:overflowPunct/>
-        <w:topLinePunct w:val="0"/>
-        <w:autoSpaceDE/>
-        <w:autoSpaceDN/>
-        <w:bidi w:val="0"/>
-        <w:adjustRightInd/>
-        <w:snapToGrid/>
-        <w:spacing w:line="360" w:lineRule="auto"/>
-        <w:textAlignment w:val="auto"/>
-        <w:rPr>
-          <w:rFonts w:hint="eastAsia" w:ascii="宋体" w:hAnsi="宋体" w:eastAsia="宋体" w:cs="宋体"/>
-          <w:lang w:val="en-US" w:eastAsia="zh-CN"/>
-        </w:rPr>
-      </w:pPr>
     </w:p>
     <w:p>
       <w:pPr>
@@ -779,7 +759,7 @@
         <w:spacing w:line="360" w:lineRule="auto"/>
         <w:textAlignment w:val="auto"/>
         <w:rPr>
-          <w:rFonts w:hint="default"/>
+          <w:rFonts w:hint="eastAsia"/>
           <w:lang w:val="en-US" w:eastAsia="zh-CN"/>
         </w:rPr>
       </w:pPr>
@@ -804,485 +784,17 @@
     </w:p>
     <w:p>
       <w:pPr>
-        <w:pageBreakBefore w:val="0"/>
-        <w:kinsoku/>
-        <w:wordWrap/>
-        <w:overflowPunct/>
-        <w:topLinePunct w:val="0"/>
-        <w:autoSpaceDE/>
-        <w:autoSpaceDN/>
-        <w:bidi w:val="0"/>
-        <w:adjustRightInd/>
-        <w:snapToGrid/>
-        <w:spacing w:line="360" w:lineRule="auto"/>
-        <w:ind w:firstLine="420" w:firstLineChars="0"/>
-        <w:textAlignment w:val="auto"/>
-        <w:rPr>
-          <w:rFonts w:hint="eastAsia"/>
-          <w:lang w:val="en-US" w:eastAsia="zh-CN"/>
-        </w:rPr>
-      </w:pPr>
-      <w:r>
-        <w:rPr>
-          <w:rFonts w:hint="eastAsia" w:ascii="黑体" w:hAnsi="黑体" w:eastAsia="黑体" w:cs="黑体"/>
-          <w:lang w:val="en-US" w:eastAsia="zh-CN"/>
-        </w:rPr>
-        <w:t>（一）、基本操作方式</w:t>
-      </w:r>
-      <w:r>
-        <w:rPr>
-          <w:rFonts w:hint="eastAsia"/>
-          <w:lang w:val="en-US" w:eastAsia="zh-CN"/>
-        </w:rPr>
-        <w:t>：</w:t>
-      </w:r>
-    </w:p>
-    <w:p>
-      <w:pPr>
-        <w:pageBreakBefore w:val="0"/>
-        <w:kinsoku/>
-        <w:wordWrap/>
-        <w:overflowPunct/>
-        <w:topLinePunct w:val="0"/>
-        <w:autoSpaceDE/>
-        <w:autoSpaceDN/>
-        <w:bidi w:val="0"/>
-        <w:adjustRightInd/>
-        <w:snapToGrid/>
-        <w:spacing w:line="360" w:lineRule="auto"/>
-        <w:ind w:firstLine="420" w:firstLineChars="0"/>
-        <w:textAlignment w:val="auto"/>
-        <w:rPr>
-          <w:rFonts w:hint="eastAsia"/>
-          <w:lang w:val="en-US" w:eastAsia="zh-CN"/>
-        </w:rPr>
-      </w:pPr>
-      <w:r>
-        <w:rPr>
-          <w:rFonts w:hint="eastAsia"/>
-          <w:lang w:val="en-US" w:eastAsia="zh-CN"/>
-        </w:rPr>
-        <w:t>Shift：（按住）切换到低速</w:t>
-      </w:r>
-    </w:p>
-    <w:p>
-      <w:pPr>
-        <w:pageBreakBefore w:val="0"/>
-        <w:kinsoku/>
-        <w:wordWrap/>
-        <w:overflowPunct/>
-        <w:topLinePunct w:val="0"/>
-        <w:autoSpaceDE/>
-        <w:autoSpaceDN/>
-        <w:bidi w:val="0"/>
-        <w:adjustRightInd/>
-        <w:snapToGrid/>
-        <w:spacing w:line="360" w:lineRule="auto"/>
-        <w:ind w:firstLine="420" w:firstLineChars="0"/>
-        <w:textAlignment w:val="auto"/>
-        <w:rPr>
-          <w:rFonts w:hint="eastAsia"/>
-          <w:lang w:val="en-US" w:eastAsia="zh-CN"/>
-        </w:rPr>
-      </w:pPr>
-      <w:r>
-        <w:rPr>
-          <w:rFonts w:hint="eastAsia"/>
-          <w:lang w:val="en-US" w:eastAsia="zh-CN"/>
-        </w:rPr>
-        <w:t>Z：射击（如果当前关卡流程允许）、确定（在菜单界面）</w:t>
-      </w:r>
-    </w:p>
-    <w:p>
-      <w:pPr>
-        <w:pageBreakBefore w:val="0"/>
-        <w:kinsoku/>
-        <w:wordWrap/>
-        <w:overflowPunct/>
-        <w:topLinePunct w:val="0"/>
-        <w:autoSpaceDE/>
-        <w:autoSpaceDN/>
-        <w:bidi w:val="0"/>
-        <w:adjustRightInd/>
-        <w:snapToGrid/>
-        <w:spacing w:line="360" w:lineRule="auto"/>
-        <w:ind w:firstLine="420" w:firstLineChars="0"/>
-        <w:textAlignment w:val="auto"/>
-        <w:rPr>
-          <w:rFonts w:hint="eastAsia"/>
-          <w:lang w:val="en-US" w:eastAsia="zh-CN"/>
-        </w:rPr>
-      </w:pPr>
-      <w:r>
-        <w:rPr>
-          <w:rFonts w:hint="eastAsia"/>
-          <w:lang w:val="en-US" w:eastAsia="zh-CN"/>
-        </w:rPr>
-        <w:t>X：释放技能（在后续关卡中会启用）、取消（在菜单界面）</w:t>
-      </w:r>
-    </w:p>
-    <w:p>
-      <w:pPr>
-        <w:pageBreakBefore w:val="0"/>
-        <w:kinsoku/>
-        <w:wordWrap/>
-        <w:overflowPunct/>
-        <w:topLinePunct w:val="0"/>
-        <w:autoSpaceDE/>
-        <w:autoSpaceDN/>
-        <w:bidi w:val="0"/>
-        <w:adjustRightInd/>
-        <w:snapToGrid/>
-        <w:spacing w:line="360" w:lineRule="auto"/>
-        <w:ind w:firstLine="420" w:firstLineChars="0"/>
-        <w:textAlignment w:val="auto"/>
         <w:rPr>
           <w:rFonts w:hint="default"/>
-          <w:lang w:val="en-US" w:eastAsia="zh-CN"/>
-        </w:rPr>
-      </w:pPr>
-      <w:r>
-        <w:rPr>
-          <w:rFonts w:hint="eastAsia"/>
-          <w:lang w:val="en-US" w:eastAsia="zh-CN"/>
-        </w:rPr>
-        <w:t>C：在符卡练习模式中切换难度</w:t>
-      </w:r>
-    </w:p>
-    <w:p>
-      <w:pPr>
-        <w:pageBreakBefore w:val="0"/>
-        <w:kinsoku/>
-        <w:wordWrap/>
-        <w:overflowPunct/>
-        <w:topLinePunct w:val="0"/>
-        <w:autoSpaceDE/>
-        <w:autoSpaceDN/>
-        <w:bidi w:val="0"/>
-        <w:adjustRightInd/>
-        <w:snapToGrid/>
-        <w:spacing w:line="360" w:lineRule="auto"/>
-        <w:ind w:firstLine="420" w:firstLineChars="0"/>
-        <w:textAlignment w:val="auto"/>
-        <w:rPr>
-          <w:rFonts w:hint="default"/>
-          <w:lang w:val="en-US" w:eastAsia="zh-CN"/>
-        </w:rPr>
-      </w:pPr>
-      <w:r>
-        <w:rPr>
-          <w:rFonts w:hint="eastAsia"/>
-          <w:lang w:val="en-US" w:eastAsia="zh-CN"/>
-        </w:rPr>
-        <w:t>↑↓←→方向键：移动</w:t>
-      </w:r>
-    </w:p>
-    <w:p>
-      <w:pPr>
-        <w:pageBreakBefore w:val="0"/>
-        <w:kinsoku/>
-        <w:wordWrap/>
-        <w:overflowPunct/>
-        <w:topLinePunct w:val="0"/>
-        <w:autoSpaceDE/>
-        <w:autoSpaceDN/>
-        <w:bidi w:val="0"/>
-        <w:adjustRightInd/>
-        <w:snapToGrid/>
-        <w:spacing w:line="360" w:lineRule="auto"/>
-        <w:ind w:firstLine="420" w:firstLineChars="0"/>
-        <w:textAlignment w:val="auto"/>
-        <w:rPr>
-          <w:rFonts w:hint="eastAsia" w:ascii="黑体" w:hAnsi="黑体" w:eastAsia="黑体" w:cs="黑体"/>
-          <w:lang w:val="en-US" w:eastAsia="zh-CN"/>
-        </w:rPr>
-      </w:pPr>
-      <w:r>
-        <w:rPr>
-          <w:rFonts w:hint="eastAsia" w:ascii="黑体" w:hAnsi="黑体" w:eastAsia="黑体" w:cs="黑体"/>
-          <w:lang w:val="en-US" w:eastAsia="zh-CN"/>
-        </w:rPr>
-        <w:t>（二）、基本游玩方法：</w:t>
-      </w:r>
-    </w:p>
-    <w:p>
-      <w:pPr>
-        <w:pageBreakBefore w:val="0"/>
-        <w:kinsoku/>
-        <w:wordWrap/>
-        <w:overflowPunct/>
-        <w:topLinePunct w:val="0"/>
-        <w:autoSpaceDE/>
-        <w:autoSpaceDN/>
-        <w:bidi w:val="0"/>
-        <w:adjustRightInd/>
-        <w:snapToGrid/>
-        <w:spacing w:line="360" w:lineRule="auto"/>
-        <w:ind w:firstLine="420" w:firstLineChars="0"/>
-        <w:textAlignment w:val="auto"/>
-        <w:rPr>
-          <w:rFonts w:hint="eastAsia"/>
-          <w:lang w:val="en-US" w:eastAsia="zh-CN"/>
-        </w:rPr>
-      </w:pPr>
-      <w:r>
-        <w:rPr>
-          <w:rFonts w:hint="eastAsia"/>
-          <w:lang w:val="en-US" w:eastAsia="zh-CN"/>
-        </w:rPr>
-        <w:t>见项目内容概览，以及游戏内流程提示</w:t>
-      </w:r>
-    </w:p>
-    <w:p>
-      <w:pPr>
-        <w:pageBreakBefore w:val="0"/>
-        <w:kinsoku/>
-        <w:wordWrap/>
-        <w:overflowPunct/>
-        <w:topLinePunct w:val="0"/>
-        <w:autoSpaceDE/>
-        <w:autoSpaceDN/>
-        <w:bidi w:val="0"/>
-        <w:adjustRightInd/>
-        <w:snapToGrid/>
-        <w:spacing w:line="360" w:lineRule="auto"/>
-        <w:ind w:firstLine="420" w:firstLineChars="0"/>
-        <w:textAlignment w:val="auto"/>
-        <w:rPr>
-          <w:rFonts w:hint="eastAsia" w:ascii="黑体" w:hAnsi="黑体" w:eastAsia="黑体" w:cs="黑体"/>
-          <w:lang w:val="en-US" w:eastAsia="zh-CN"/>
-        </w:rPr>
-      </w:pPr>
-      <w:r>
-        <w:rPr>
-          <w:rFonts w:hint="eastAsia" w:ascii="黑体" w:hAnsi="黑体" w:eastAsia="黑体" w:cs="黑体"/>
-          <w:lang w:val="en-US" w:eastAsia="zh-CN"/>
-        </w:rPr>
-        <w:t>（三）、游戏系统：</w:t>
-      </w:r>
-    </w:p>
-    <w:p>
-      <w:pPr>
-        <w:pageBreakBefore w:val="0"/>
-        <w:kinsoku/>
-        <w:wordWrap/>
-        <w:overflowPunct/>
-        <w:topLinePunct w:val="0"/>
-        <w:autoSpaceDE/>
-        <w:autoSpaceDN/>
-        <w:bidi w:val="0"/>
-        <w:adjustRightInd/>
-        <w:snapToGrid/>
-        <w:spacing w:line="360" w:lineRule="auto"/>
-        <w:ind w:firstLine="420" w:firstLineChars="0"/>
-        <w:textAlignment w:val="auto"/>
-        <w:rPr>
-          <w:rFonts w:hint="eastAsia" w:ascii="黑体" w:hAnsi="黑体" w:eastAsia="黑体" w:cs="黑体"/>
-          <w:lang w:val="en-US" w:eastAsia="zh-CN"/>
-        </w:rPr>
-      </w:pPr>
-      <w:r>
-        <w:rPr>
-          <w:rFonts w:hint="eastAsia" w:ascii="黑体" w:hAnsi="黑体" w:eastAsia="黑体" w:cs="黑体"/>
-          <w:lang w:val="en-US" w:eastAsia="zh-CN"/>
-        </w:rPr>
-        <w:t>·标题界面：</w:t>
-      </w:r>
-    </w:p>
-    <w:p>
-      <w:pPr>
-        <w:pageBreakBefore w:val="0"/>
-        <w:kinsoku/>
-        <w:wordWrap/>
-        <w:overflowPunct/>
-        <w:topLinePunct w:val="0"/>
-        <w:autoSpaceDE/>
-        <w:autoSpaceDN/>
-        <w:bidi w:val="0"/>
-        <w:adjustRightInd/>
-        <w:snapToGrid/>
-        <w:spacing w:line="360" w:lineRule="auto"/>
-        <w:ind w:firstLine="420" w:firstLineChars="0"/>
-        <w:textAlignment w:val="auto"/>
-        <w:rPr>
-          <w:rFonts w:hint="eastAsia"/>
-          <w:lang w:val="en-US" w:eastAsia="zh-CN"/>
-        </w:rPr>
-      </w:pPr>
-      <w:r>
-        <w:rPr>
-          <w:rFonts w:hint="eastAsia"/>
-          <w:lang w:val="en-US" w:eastAsia="zh-CN"/>
-        </w:rPr>
-        <w:t>可以通过：</w:t>
-      </w:r>
-    </w:p>
-    <w:p>
-      <w:pPr>
-        <w:pageBreakBefore w:val="0"/>
-        <w:kinsoku/>
-        <w:wordWrap/>
-        <w:overflowPunct/>
-        <w:topLinePunct w:val="0"/>
-        <w:autoSpaceDE/>
-        <w:autoSpaceDN/>
-        <w:bidi w:val="0"/>
-        <w:adjustRightInd/>
-        <w:snapToGrid/>
-        <w:spacing w:line="360" w:lineRule="auto"/>
-        <w:ind w:firstLine="420" w:firstLineChars="0"/>
-        <w:textAlignment w:val="auto"/>
-        <w:rPr>
-          <w:rFonts w:hint="eastAsia"/>
-          <w:lang w:val="en-US" w:eastAsia="zh-CN"/>
-        </w:rPr>
-      </w:pPr>
-      <w:r>
-        <w:rPr>
-          <w:rFonts w:hint="eastAsia"/>
-          <w:lang w:val="en-US" w:eastAsia="zh-CN"/>
-        </w:rPr>
-        <w:t>replay查看回放</w:t>
-      </w:r>
-    </w:p>
-    <w:p>
-      <w:pPr>
-        <w:pageBreakBefore w:val="0"/>
-        <w:kinsoku/>
-        <w:wordWrap/>
-        <w:overflowPunct/>
-        <w:topLinePunct w:val="0"/>
-        <w:autoSpaceDE/>
-        <w:autoSpaceDN/>
-        <w:bidi w:val="0"/>
-        <w:adjustRightInd/>
-        <w:snapToGrid/>
-        <w:spacing w:line="360" w:lineRule="auto"/>
-        <w:ind w:firstLine="420" w:firstLineChars="0"/>
-        <w:textAlignment w:val="auto"/>
-        <w:rPr>
-          <w:rFonts w:hint="eastAsia"/>
-          <w:lang w:val="en-US" w:eastAsia="zh-CN"/>
-        </w:rPr>
-      </w:pPr>
-      <w:r>
-        <w:rPr>
-          <w:rFonts w:hint="eastAsia"/>
-          <w:lang w:val="en-US" w:eastAsia="zh-CN"/>
-        </w:rPr>
-        <w:t>option更改设置，</w:t>
-      </w:r>
-    </w:p>
-    <w:p>
-      <w:pPr>
-        <w:pageBreakBefore w:val="0"/>
-        <w:kinsoku/>
-        <w:wordWrap/>
-        <w:overflowPunct/>
-        <w:topLinePunct w:val="0"/>
-        <w:autoSpaceDE/>
-        <w:autoSpaceDN/>
-        <w:bidi w:val="0"/>
-        <w:adjustRightInd/>
-        <w:snapToGrid/>
-        <w:spacing w:line="360" w:lineRule="auto"/>
-        <w:ind w:firstLine="420" w:firstLineChars="0"/>
-        <w:textAlignment w:val="auto"/>
-        <w:rPr>
-          <w:rFonts w:hint="eastAsia"/>
-          <w:lang w:val="en-US" w:eastAsia="zh-CN"/>
-        </w:rPr>
-      </w:pPr>
-      <w:r>
-        <w:rPr>
-          <w:rFonts w:hint="eastAsia"/>
-          <w:lang w:val="en-US" w:eastAsia="zh-CN"/>
-        </w:rPr>
-        <w:t>spellcard practice、stage practice进入练习模式</w:t>
-      </w:r>
-    </w:p>
-    <w:p>
-      <w:pPr>
-        <w:pageBreakBefore w:val="0"/>
-        <w:kinsoku/>
-        <w:wordWrap/>
-        <w:overflowPunct/>
-        <w:topLinePunct w:val="0"/>
-        <w:autoSpaceDE/>
-        <w:autoSpaceDN/>
-        <w:bidi w:val="0"/>
-        <w:adjustRightInd/>
-        <w:snapToGrid/>
-        <w:spacing w:line="360" w:lineRule="auto"/>
-        <w:ind w:firstLine="420" w:firstLineChars="0"/>
-        <w:textAlignment w:val="auto"/>
-        <w:rPr>
-          <w:rFonts w:hint="eastAsia"/>
-          <w:lang w:val="en-US" w:eastAsia="zh-CN"/>
-        </w:rPr>
-      </w:pPr>
-      <w:r>
-        <w:rPr>
-          <w:rFonts w:hint="eastAsia"/>
-          <w:lang w:val="en-US" w:eastAsia="zh-CN"/>
-        </w:rPr>
-        <w:t>manual查看游戏介绍</w:t>
-      </w:r>
-    </w:p>
-    <w:p>
-      <w:pPr>
-        <w:pageBreakBefore w:val="0"/>
-        <w:kinsoku/>
-        <w:wordWrap/>
-        <w:overflowPunct/>
-        <w:topLinePunct w:val="0"/>
-        <w:autoSpaceDE/>
-        <w:autoSpaceDN/>
-        <w:bidi w:val="0"/>
-        <w:adjustRightInd/>
-        <w:snapToGrid/>
-        <w:spacing w:line="360" w:lineRule="auto"/>
-        <w:ind w:firstLine="420" w:firstLineChars="0"/>
-        <w:textAlignment w:val="auto"/>
-        <w:rPr>
-          <w:rFonts w:hint="eastAsia"/>
-          <w:lang w:val="en-US" w:eastAsia="zh-CN"/>
-        </w:rPr>
-      </w:pPr>
-      <w:r>
-        <w:rPr>
-          <w:rFonts w:hint="eastAsia"/>
-          <w:lang w:val="en-US" w:eastAsia="zh-CN"/>
-        </w:rPr>
-        <w:t>Music room查看乐评，欣赏游戏ost</w:t>
-      </w:r>
-    </w:p>
-    <w:p>
-      <w:pPr>
-        <w:pageBreakBefore w:val="0"/>
-        <w:kinsoku/>
-        <w:wordWrap/>
-        <w:overflowPunct/>
-        <w:topLinePunct w:val="0"/>
-        <w:autoSpaceDE/>
-        <w:autoSpaceDN/>
-        <w:bidi w:val="0"/>
-        <w:adjustRightInd/>
-        <w:snapToGrid/>
-        <w:spacing w:line="360" w:lineRule="auto"/>
-        <w:jc w:val="center"/>
-        <w:textAlignment w:val="auto"/>
-        <w:rPr>
-          <w:rFonts w:hint="eastAsia"/>
           <w:lang w:val="en-US" w:eastAsia="zh-CN"/>
         </w:rPr>
       </w:pPr>
       <w:r>
         <w:drawing>
           <wp:inline distT="0" distB="0" distL="114300" distR="114300">
-            <wp:extent cx="3819525" cy="2865120"/>
-            <wp:effectExtent l="0" t="0" r="9525" b="11430"/>
-            <wp:docPr id="1" name="图片 1"/>
+            <wp:extent cx="5262880" cy="3869690"/>
+            <wp:effectExtent l="0" t="0" r="13970" b="16510"/>
+            <wp:docPr id="9" name="图片 1"/>
             <wp:cNvGraphicFramePr>
               <a:graphicFrameLocks xmlns:a="http://schemas.openxmlformats.org/drawingml/2006/main" noChangeAspect="1"/>
             </wp:cNvGraphicFramePr>
@@ -1290,7 +802,7 @@
               <a:graphicData uri="http://schemas.openxmlformats.org/drawingml/2006/picture">
                 <pic:pic xmlns:pic="http://schemas.openxmlformats.org/drawingml/2006/picture">
                   <pic:nvPicPr>
-                    <pic:cNvPr id="1" name="图片 1"/>
+                    <pic:cNvPr id="9" name="图片 1"/>
                     <pic:cNvPicPr>
                       <a:picLocks noChangeAspect="1"/>
                     </pic:cNvPicPr>
@@ -1304,7 +816,7 @@
                   <pic:spPr>
                     <a:xfrm>
                       <a:off x="0" y="0"/>
-                      <a:ext cx="3819525" cy="2865120"/>
+                      <a:ext cx="5262880" cy="3869690"/>
                     </a:xfrm>
                     <a:prstGeom prst="rect">
                       <a:avLst/>
@@ -1337,6 +849,461 @@
         <w:ind w:firstLine="420" w:firstLineChars="0"/>
         <w:textAlignment w:val="auto"/>
         <w:rPr>
+          <w:rFonts w:hint="eastAsia"/>
+          <w:lang w:val="en-US" w:eastAsia="zh-CN"/>
+        </w:rPr>
+      </w:pPr>
+      <w:r>
+        <w:rPr>
+          <w:rFonts w:hint="eastAsia" w:ascii="黑体" w:hAnsi="黑体" w:eastAsia="黑体" w:cs="黑体"/>
+          <w:lang w:val="en-US" w:eastAsia="zh-CN"/>
+        </w:rPr>
+        <w:t>（一）、基本操作方式</w:t>
+      </w:r>
+      <w:r>
+        <w:rPr>
+          <w:rFonts w:hint="eastAsia"/>
+          <w:lang w:val="en-US" w:eastAsia="zh-CN"/>
+        </w:rPr>
+        <w:t>：</w:t>
+      </w:r>
+    </w:p>
+    <w:p>
+      <w:pPr>
+        <w:pageBreakBefore w:val="0"/>
+        <w:kinsoku/>
+        <w:wordWrap/>
+        <w:overflowPunct/>
+        <w:topLinePunct w:val="0"/>
+        <w:autoSpaceDE/>
+        <w:autoSpaceDN/>
+        <w:bidi w:val="0"/>
+        <w:adjustRightInd/>
+        <w:snapToGrid/>
+        <w:spacing w:line="360" w:lineRule="auto"/>
+        <w:ind w:firstLine="420" w:firstLineChars="0"/>
+        <w:textAlignment w:val="auto"/>
+        <w:rPr>
+          <w:rFonts w:hint="eastAsia"/>
+          <w:lang w:val="en-US" w:eastAsia="zh-CN"/>
+        </w:rPr>
+      </w:pPr>
+      <w:r>
+        <w:rPr>
+          <w:rFonts w:hint="eastAsia"/>
+          <w:lang w:val="en-US" w:eastAsia="zh-CN"/>
+        </w:rPr>
+        <w:t>Shift：（按住）切换到低速</w:t>
+      </w:r>
+    </w:p>
+    <w:p>
+      <w:pPr>
+        <w:pageBreakBefore w:val="0"/>
+        <w:kinsoku/>
+        <w:wordWrap/>
+        <w:overflowPunct/>
+        <w:topLinePunct w:val="0"/>
+        <w:autoSpaceDE/>
+        <w:autoSpaceDN/>
+        <w:bidi w:val="0"/>
+        <w:adjustRightInd/>
+        <w:snapToGrid/>
+        <w:spacing w:line="360" w:lineRule="auto"/>
+        <w:ind w:firstLine="420" w:firstLineChars="0"/>
+        <w:textAlignment w:val="auto"/>
+        <w:rPr>
+          <w:rFonts w:hint="eastAsia"/>
+          <w:lang w:val="en-US" w:eastAsia="zh-CN"/>
+        </w:rPr>
+      </w:pPr>
+      <w:r>
+        <w:rPr>
+          <w:rFonts w:hint="eastAsia"/>
+          <w:lang w:val="en-US" w:eastAsia="zh-CN"/>
+        </w:rPr>
+        <w:t>Z：射击（如果当前关卡流程允许）、确定（在菜单界面）</w:t>
+      </w:r>
+    </w:p>
+    <w:p>
+      <w:pPr>
+        <w:pageBreakBefore w:val="0"/>
+        <w:kinsoku/>
+        <w:wordWrap/>
+        <w:overflowPunct/>
+        <w:topLinePunct w:val="0"/>
+        <w:autoSpaceDE/>
+        <w:autoSpaceDN/>
+        <w:bidi w:val="0"/>
+        <w:adjustRightInd/>
+        <w:snapToGrid/>
+        <w:spacing w:line="360" w:lineRule="auto"/>
+        <w:ind w:firstLine="420" w:firstLineChars="0"/>
+        <w:textAlignment w:val="auto"/>
+        <w:rPr>
+          <w:rFonts w:hint="eastAsia"/>
+          <w:lang w:val="en-US" w:eastAsia="zh-CN"/>
+        </w:rPr>
+      </w:pPr>
+      <w:r>
+        <w:rPr>
+          <w:rFonts w:hint="eastAsia"/>
+          <w:lang w:val="en-US" w:eastAsia="zh-CN"/>
+        </w:rPr>
+        <w:t>X：释放技能（在后续关卡中会启用）、取消（在菜单界面）</w:t>
+      </w:r>
+    </w:p>
+    <w:p>
+      <w:pPr>
+        <w:pageBreakBefore w:val="0"/>
+        <w:kinsoku/>
+        <w:wordWrap/>
+        <w:overflowPunct/>
+        <w:topLinePunct w:val="0"/>
+        <w:autoSpaceDE/>
+        <w:autoSpaceDN/>
+        <w:bidi w:val="0"/>
+        <w:adjustRightInd/>
+        <w:snapToGrid/>
+        <w:spacing w:line="360" w:lineRule="auto"/>
+        <w:ind w:firstLine="420" w:firstLineChars="0"/>
+        <w:textAlignment w:val="auto"/>
+        <w:rPr>
+          <w:rFonts w:hint="default"/>
+          <w:lang w:val="en-US" w:eastAsia="zh-CN"/>
+        </w:rPr>
+      </w:pPr>
+      <w:r>
+        <w:rPr>
+          <w:rFonts w:hint="eastAsia"/>
+          <w:lang w:val="en-US" w:eastAsia="zh-CN"/>
+        </w:rPr>
+        <w:t>C：在符卡练习模式中切换难度</w:t>
+      </w:r>
+    </w:p>
+    <w:p>
+      <w:pPr>
+        <w:pageBreakBefore w:val="0"/>
+        <w:kinsoku/>
+        <w:wordWrap/>
+        <w:overflowPunct/>
+        <w:topLinePunct w:val="0"/>
+        <w:autoSpaceDE/>
+        <w:autoSpaceDN/>
+        <w:bidi w:val="0"/>
+        <w:adjustRightInd/>
+        <w:snapToGrid/>
+        <w:spacing w:line="360" w:lineRule="auto"/>
+        <w:ind w:firstLine="420" w:firstLineChars="0"/>
+        <w:textAlignment w:val="auto"/>
+        <w:rPr>
+          <w:rFonts w:hint="default"/>
+          <w:lang w:val="en-US" w:eastAsia="zh-CN"/>
+        </w:rPr>
+      </w:pPr>
+      <w:r>
+        <w:rPr>
+          <w:rFonts w:hint="eastAsia"/>
+          <w:lang w:val="en-US" w:eastAsia="zh-CN"/>
+        </w:rPr>
+        <w:t>↑↓←→方向键：移动</w:t>
+      </w:r>
+    </w:p>
+    <w:p>
+      <w:pPr>
+        <w:pageBreakBefore w:val="0"/>
+        <w:kinsoku/>
+        <w:wordWrap/>
+        <w:overflowPunct/>
+        <w:topLinePunct w:val="0"/>
+        <w:autoSpaceDE/>
+        <w:autoSpaceDN/>
+        <w:bidi w:val="0"/>
+        <w:adjustRightInd/>
+        <w:snapToGrid/>
+        <w:spacing w:line="360" w:lineRule="auto"/>
+        <w:ind w:firstLine="420" w:firstLineChars="0"/>
+        <w:textAlignment w:val="auto"/>
+        <w:rPr>
+          <w:rFonts w:hint="eastAsia" w:ascii="黑体" w:hAnsi="黑体" w:eastAsia="黑体" w:cs="黑体"/>
+          <w:lang w:val="en-US" w:eastAsia="zh-CN"/>
+        </w:rPr>
+      </w:pPr>
+      <w:r>
+        <w:rPr>
+          <w:rFonts w:hint="eastAsia" w:ascii="黑体" w:hAnsi="黑体" w:eastAsia="黑体" w:cs="黑体"/>
+          <w:lang w:val="en-US" w:eastAsia="zh-CN"/>
+        </w:rPr>
+        <w:t>（二）、基本游玩方法：</w:t>
+      </w:r>
+    </w:p>
+    <w:p>
+      <w:pPr>
+        <w:pageBreakBefore w:val="0"/>
+        <w:kinsoku/>
+        <w:wordWrap/>
+        <w:overflowPunct/>
+        <w:topLinePunct w:val="0"/>
+        <w:autoSpaceDE/>
+        <w:autoSpaceDN/>
+        <w:bidi w:val="0"/>
+        <w:adjustRightInd/>
+        <w:snapToGrid/>
+        <w:spacing w:line="360" w:lineRule="auto"/>
+        <w:ind w:firstLine="420" w:firstLineChars="0"/>
+        <w:textAlignment w:val="auto"/>
+        <w:rPr>
+          <w:rFonts w:hint="eastAsia"/>
+          <w:lang w:val="en-US" w:eastAsia="zh-CN"/>
+        </w:rPr>
+      </w:pPr>
+      <w:r>
+        <w:rPr>
+          <w:rFonts w:hint="eastAsia"/>
+          <w:lang w:val="en-US" w:eastAsia="zh-CN"/>
+        </w:rPr>
+        <w:t>见项目内容概览，以及游戏内流程提示</w:t>
+      </w:r>
+    </w:p>
+    <w:p>
+      <w:pPr>
+        <w:pageBreakBefore w:val="0"/>
+        <w:kinsoku/>
+        <w:wordWrap/>
+        <w:overflowPunct/>
+        <w:topLinePunct w:val="0"/>
+        <w:autoSpaceDE/>
+        <w:autoSpaceDN/>
+        <w:bidi w:val="0"/>
+        <w:adjustRightInd/>
+        <w:snapToGrid/>
+        <w:spacing w:line="360" w:lineRule="auto"/>
+        <w:ind w:firstLine="420" w:firstLineChars="0"/>
+        <w:textAlignment w:val="auto"/>
+        <w:rPr>
+          <w:rFonts w:hint="eastAsia" w:ascii="黑体" w:hAnsi="黑体" w:eastAsia="黑体" w:cs="黑体"/>
+          <w:lang w:val="en-US" w:eastAsia="zh-CN"/>
+        </w:rPr>
+      </w:pPr>
+      <w:r>
+        <w:rPr>
+          <w:rFonts w:hint="eastAsia" w:ascii="黑体" w:hAnsi="黑体" w:eastAsia="黑体" w:cs="黑体"/>
+          <w:lang w:val="en-US" w:eastAsia="zh-CN"/>
+        </w:rPr>
+        <w:t>（三）、游戏系统：</w:t>
+      </w:r>
+    </w:p>
+    <w:p>
+      <w:pPr>
+        <w:pageBreakBefore w:val="0"/>
+        <w:kinsoku/>
+        <w:wordWrap/>
+        <w:overflowPunct/>
+        <w:topLinePunct w:val="0"/>
+        <w:autoSpaceDE/>
+        <w:autoSpaceDN/>
+        <w:bidi w:val="0"/>
+        <w:adjustRightInd/>
+        <w:snapToGrid/>
+        <w:spacing w:line="360" w:lineRule="auto"/>
+        <w:ind w:firstLine="420" w:firstLineChars="0"/>
+        <w:textAlignment w:val="auto"/>
+        <w:rPr>
+          <w:rFonts w:hint="eastAsia" w:ascii="黑体" w:hAnsi="黑体" w:eastAsia="黑体" w:cs="黑体"/>
+          <w:lang w:val="en-US" w:eastAsia="zh-CN"/>
+        </w:rPr>
+      </w:pPr>
+      <w:r>
+        <w:rPr>
+          <w:rFonts w:hint="eastAsia" w:ascii="黑体" w:hAnsi="黑体" w:eastAsia="黑体" w:cs="黑体"/>
+          <w:lang w:val="en-US" w:eastAsia="zh-CN"/>
+        </w:rPr>
+        <w:t>·标题界面：</w:t>
+      </w:r>
+    </w:p>
+    <w:p>
+      <w:pPr>
+        <w:pageBreakBefore w:val="0"/>
+        <w:kinsoku/>
+        <w:wordWrap/>
+        <w:overflowPunct/>
+        <w:topLinePunct w:val="0"/>
+        <w:autoSpaceDE/>
+        <w:autoSpaceDN/>
+        <w:bidi w:val="0"/>
+        <w:adjustRightInd/>
+        <w:snapToGrid/>
+        <w:spacing w:line="360" w:lineRule="auto"/>
+        <w:ind w:firstLine="420" w:firstLineChars="0"/>
+        <w:textAlignment w:val="auto"/>
+        <w:rPr>
+          <w:rFonts w:hint="eastAsia"/>
+          <w:lang w:val="en-US" w:eastAsia="zh-CN"/>
+        </w:rPr>
+      </w:pPr>
+      <w:r>
+        <w:rPr>
+          <w:rFonts w:hint="eastAsia"/>
+          <w:lang w:val="en-US" w:eastAsia="zh-CN"/>
+        </w:rPr>
+        <w:t>可以通过：</w:t>
+      </w:r>
+    </w:p>
+    <w:p>
+      <w:pPr>
+        <w:pageBreakBefore w:val="0"/>
+        <w:kinsoku/>
+        <w:wordWrap/>
+        <w:overflowPunct/>
+        <w:topLinePunct w:val="0"/>
+        <w:autoSpaceDE/>
+        <w:autoSpaceDN/>
+        <w:bidi w:val="0"/>
+        <w:adjustRightInd/>
+        <w:snapToGrid/>
+        <w:spacing w:line="360" w:lineRule="auto"/>
+        <w:ind w:firstLine="420" w:firstLineChars="0"/>
+        <w:textAlignment w:val="auto"/>
+        <w:rPr>
+          <w:rFonts w:hint="eastAsia"/>
+          <w:lang w:val="en-US" w:eastAsia="zh-CN"/>
+        </w:rPr>
+      </w:pPr>
+      <w:r>
+        <w:rPr>
+          <w:rFonts w:hint="eastAsia"/>
+          <w:lang w:val="en-US" w:eastAsia="zh-CN"/>
+        </w:rPr>
+        <w:t>replay查看回放</w:t>
+      </w:r>
+    </w:p>
+    <w:p>
+      <w:pPr>
+        <w:pageBreakBefore w:val="0"/>
+        <w:kinsoku/>
+        <w:wordWrap/>
+        <w:overflowPunct/>
+        <w:topLinePunct w:val="0"/>
+        <w:autoSpaceDE/>
+        <w:autoSpaceDN/>
+        <w:bidi w:val="0"/>
+        <w:adjustRightInd/>
+        <w:snapToGrid/>
+        <w:spacing w:line="360" w:lineRule="auto"/>
+        <w:ind w:firstLine="420" w:firstLineChars="0"/>
+        <w:textAlignment w:val="auto"/>
+        <w:rPr>
+          <w:rFonts w:hint="eastAsia"/>
+          <w:lang w:val="en-US" w:eastAsia="zh-CN"/>
+        </w:rPr>
+      </w:pPr>
+      <w:r>
+        <w:rPr>
+          <w:rFonts w:hint="eastAsia"/>
+          <w:lang w:val="en-US" w:eastAsia="zh-CN"/>
+        </w:rPr>
+        <w:t>option更改设置，</w:t>
+      </w:r>
+    </w:p>
+    <w:p>
+      <w:pPr>
+        <w:pageBreakBefore w:val="0"/>
+        <w:kinsoku/>
+        <w:wordWrap/>
+        <w:overflowPunct/>
+        <w:topLinePunct w:val="0"/>
+        <w:autoSpaceDE/>
+        <w:autoSpaceDN/>
+        <w:bidi w:val="0"/>
+        <w:adjustRightInd/>
+        <w:snapToGrid/>
+        <w:spacing w:line="360" w:lineRule="auto"/>
+        <w:ind w:firstLine="420" w:firstLineChars="0"/>
+        <w:textAlignment w:val="auto"/>
+        <w:rPr>
+          <w:rFonts w:hint="eastAsia"/>
+          <w:lang w:val="en-US" w:eastAsia="zh-CN"/>
+        </w:rPr>
+      </w:pPr>
+      <w:r>
+        <w:rPr>
+          <w:rFonts w:hint="eastAsia"/>
+          <w:lang w:val="en-US" w:eastAsia="zh-CN"/>
+        </w:rPr>
+        <w:t>spellcard practice、stage practice进入练习模式</w:t>
+      </w:r>
+    </w:p>
+    <w:p>
+      <w:pPr>
+        <w:pageBreakBefore w:val="0"/>
+        <w:kinsoku/>
+        <w:wordWrap/>
+        <w:overflowPunct/>
+        <w:topLinePunct w:val="0"/>
+        <w:autoSpaceDE/>
+        <w:autoSpaceDN/>
+        <w:bidi w:val="0"/>
+        <w:adjustRightInd/>
+        <w:snapToGrid/>
+        <w:spacing w:line="360" w:lineRule="auto"/>
+        <w:ind w:firstLine="420" w:firstLineChars="0"/>
+        <w:textAlignment w:val="auto"/>
+        <w:rPr>
+          <w:rFonts w:hint="eastAsia"/>
+          <w:lang w:val="en-US" w:eastAsia="zh-CN"/>
+        </w:rPr>
+      </w:pPr>
+      <w:r>
+        <w:rPr>
+          <w:rFonts w:hint="eastAsia"/>
+          <w:lang w:val="en-US" w:eastAsia="zh-CN"/>
+        </w:rPr>
+        <w:t>manual查看游戏介绍</w:t>
+      </w:r>
+    </w:p>
+    <w:p>
+      <w:pPr>
+        <w:pageBreakBefore w:val="0"/>
+        <w:kinsoku/>
+        <w:wordWrap/>
+        <w:overflowPunct/>
+        <w:topLinePunct w:val="0"/>
+        <w:autoSpaceDE/>
+        <w:autoSpaceDN/>
+        <w:bidi w:val="0"/>
+        <w:adjustRightInd/>
+        <w:snapToGrid/>
+        <w:spacing w:line="360" w:lineRule="auto"/>
+        <w:ind w:firstLine="420" w:firstLineChars="0"/>
+        <w:textAlignment w:val="auto"/>
+        <w:rPr>
+          <w:rFonts w:hint="eastAsia"/>
+          <w:lang w:val="en-US" w:eastAsia="zh-CN"/>
+        </w:rPr>
+      </w:pPr>
+      <w:r>
+        <w:rPr>
+          <w:rFonts w:hint="eastAsia"/>
+          <w:lang w:val="en-US" w:eastAsia="zh-CN"/>
+        </w:rPr>
+        <w:t>Music room查看乐评，欣赏游戏ost</w:t>
+      </w:r>
+    </w:p>
+    <w:p>
+      <w:pPr>
+        <w:pageBreakBefore w:val="0"/>
+        <w:kinsoku/>
+        <w:wordWrap/>
+        <w:overflowPunct/>
+        <w:topLinePunct w:val="0"/>
+        <w:autoSpaceDE/>
+        <w:autoSpaceDN/>
+        <w:bidi w:val="0"/>
+        <w:adjustRightInd/>
+        <w:snapToGrid/>
+        <w:spacing w:line="360" w:lineRule="auto"/>
+        <w:ind w:firstLine="420" w:firstLineChars="0"/>
+        <w:textAlignment w:val="auto"/>
+        <w:rPr>
           <w:rFonts w:hint="eastAsia" w:ascii="黑体" w:hAnsi="黑体" w:eastAsia="黑体" w:cs="黑体"/>
           <w:lang w:val="en-US" w:eastAsia="zh-CN"/>
         </w:rPr>
@@ -1374,71 +1341,7 @@
           <w:rFonts w:hint="eastAsia"/>
           <w:lang w:val="en-US" w:eastAsia="zh-CN"/>
         </w:rPr>
-        <w:t>（1）资源：每收集100个紫点，生命值增长一节；每收集100个power，外层的power指示条回满一圈，火力等级提升一级（多出来一个子机）</w:t>
-      </w:r>
-    </w:p>
-    <w:p>
-      <w:pPr>
-        <w:pageBreakBefore w:val="0"/>
-        <w:kinsoku/>
-        <w:wordWrap/>
-        <w:overflowPunct/>
-        <w:topLinePunct w:val="0"/>
-        <w:autoSpaceDE/>
-        <w:autoSpaceDN/>
-        <w:bidi w:val="0"/>
-        <w:adjustRightInd/>
-        <w:snapToGrid/>
-        <w:spacing w:line="360" w:lineRule="auto"/>
-        <w:jc w:val="center"/>
-        <w:textAlignment w:val="auto"/>
-        <w:rPr>
-          <w:rFonts w:hint="eastAsia"/>
-          <w:lang w:val="en-US" w:eastAsia="zh-CN"/>
-        </w:rPr>
-      </w:pPr>
-      <w:r>
-        <w:drawing>
-          <wp:inline distT="0" distB="0" distL="114300" distR="114300">
-            <wp:extent cx="4657090" cy="3493135"/>
-            <wp:effectExtent l="0" t="0" r="10160" b="12065"/>
-            <wp:docPr id="2" name="图片 2"/>
-            <wp:cNvGraphicFramePr>
-              <a:graphicFrameLocks xmlns:a="http://schemas.openxmlformats.org/drawingml/2006/main" noChangeAspect="1"/>
-            </wp:cNvGraphicFramePr>
-            <a:graphic xmlns:a="http://schemas.openxmlformats.org/drawingml/2006/main">
-              <a:graphicData uri="http://schemas.openxmlformats.org/drawingml/2006/picture">
-                <pic:pic xmlns:pic="http://schemas.openxmlformats.org/drawingml/2006/picture">
-                  <pic:nvPicPr>
-                    <pic:cNvPr id="2" name="图片 2"/>
-                    <pic:cNvPicPr>
-                      <a:picLocks noChangeAspect="1"/>
-                    </pic:cNvPicPr>
-                  </pic:nvPicPr>
-                  <pic:blipFill>
-                    <a:blip r:embed="rId6"/>
-                    <a:stretch>
-                      <a:fillRect/>
-                    </a:stretch>
-                  </pic:blipFill>
-                  <pic:spPr>
-                    <a:xfrm>
-                      <a:off x="0" y="0"/>
-                      <a:ext cx="4657090" cy="3493135"/>
-                    </a:xfrm>
-                    <a:prstGeom prst="rect">
-                      <a:avLst/>
-                    </a:prstGeom>
-                    <a:noFill/>
-                    <a:ln>
-                      <a:noFill/>
-                    </a:ln>
-                  </pic:spPr>
-                </pic:pic>
-              </a:graphicData>
-            </a:graphic>
-          </wp:inline>
-        </w:drawing>
+        <w:t>（1）资源：每收集100个紫点，生命值增长一；每收集100个power，power指示条回满一圈，火力等级提升一级（多出来一个子机）</w:t>
       </w:r>
     </w:p>
     <w:p>
@@ -1607,7 +1510,7 @@
                     </pic:cNvPicPr>
                   </pic:nvPicPr>
                   <pic:blipFill>
-                    <a:blip r:embed="rId7"/>
+                    <a:blip r:embed="rId6"/>
                     <a:stretch>
                       <a:fillRect/>
                     </a:stretch>
@@ -1650,7 +1553,7 @@
                     </pic:cNvPicPr>
                   </pic:nvPicPr>
                   <pic:blipFill>
-                    <a:blip r:embed="rId8"/>
+                    <a:blip r:embed="rId7"/>
                     <a:stretch>
                       <a:fillRect/>
                     </a:stretch>
@@ -1695,6 +1598,42 @@
         <w:jc w:val="center"/>
         <w:textAlignment w:val="auto"/>
         <w:rPr>
+          <w:rFonts w:hint="eastAsia"/>
+          <w:sz w:val="18"/>
+          <w:szCs w:val="18"/>
+          <w:lang w:val="en-US" w:eastAsia="zh-CN"/>
+        </w:rPr>
+      </w:pPr>
+      <w:r>
+        <w:rPr>
+          <w:rFonts w:hint="eastAsia"/>
+          <w:sz w:val="18"/>
+          <w:szCs w:val="18"/>
+          <w:lang w:val="en-US" w:eastAsia="zh-CN"/>
+        </w:rPr>
+        <w:t>特殊效果：恢复，弱化</w:t>
+      </w:r>
+    </w:p>
+    <w:p>
+      <w:pPr>
+        <w:pageBreakBefore w:val="0"/>
+        <w:numPr>
+          <w:ilvl w:val="0"/>
+          <w:numId w:val="0"/>
+        </w:numPr>
+        <w:kinsoku/>
+        <w:wordWrap/>
+        <w:overflowPunct/>
+        <w:topLinePunct w:val="0"/>
+        <w:autoSpaceDE/>
+        <w:autoSpaceDN/>
+        <w:bidi w:val="0"/>
+        <w:adjustRightInd/>
+        <w:snapToGrid/>
+        <w:spacing w:line="360" w:lineRule="auto"/>
+        <w:jc w:val="center"/>
+        <w:textAlignment w:val="auto"/>
+        <w:rPr>
           <w:rFonts w:hint="default"/>
           <w:sz w:val="18"/>
           <w:szCs w:val="18"/>
@@ -1708,7 +1647,7 @@
           <w:szCs w:val="18"/>
           <w:lang w:val="en-US" w:eastAsia="zh-CN"/>
         </w:rPr>
-        <w:t>特殊效果：恢复，弱化</w:t>
+        <w:t>（注：此处的血条已在新版ui中废除）</w:t>
       </w:r>
     </w:p>
     <w:p>
@@ -2993,7 +2932,7 @@
                     </pic:cNvPicPr>
                   </pic:nvPicPr>
                   <pic:blipFill>
-                    <a:blip r:embed="rId9"/>
+                    <a:blip r:embed="rId8"/>
                     <a:stretch>
                       <a:fillRect/>
                     </a:stretch>
@@ -3123,7 +3062,7 @@
                     </pic:cNvPicPr>
                   </pic:nvPicPr>
                   <pic:blipFill>
-                    <a:blip r:embed="rId10"/>
+                    <a:blip r:embed="rId9"/>
                     <a:stretch>
                       <a:fillRect/>
                     </a:stretch>
@@ -3505,7 +3444,7 @@
                     </pic:cNvPicPr>
                   </pic:nvPicPr>
                   <pic:blipFill>
-                    <a:blip r:embed="rId11"/>
+                    <a:blip r:embed="rId10"/>
                     <a:stretch>
                       <a:fillRect/>
                     </a:stretch>
@@ -3932,7 +3871,7 @@
                     </pic:cNvPicPr>
                   </pic:nvPicPr>
                   <pic:blipFill>
-                    <a:blip r:embed="rId12"/>
+                    <a:blip r:embed="rId11"/>
                     <a:stretch>
                       <a:fillRect/>
                     </a:stretch>
@@ -4069,7 +4008,7 @@
                     </pic:cNvPicPr>
                   </pic:nvPicPr>
                   <pic:blipFill>
-                    <a:blip r:embed="rId13"/>
+                    <a:blip r:embed="rId12"/>
                     <a:stretch>
                       <a:fillRect/>
                     </a:stretch>
